--- a/interview_questions.docx
+++ b/interview_questions.docx
@@ -549,6 +549,39 @@
       <w:r>
         <w:br/>
         <w:t>Function epression is stores a function inside a variable and cannot be used before initialization</w:t>
+      </w:r>
+    </w:p>
+    <w:p>
+      <w:pPr>
+        <w:pStyle w:val="ListParagraph"/>
+      </w:pPr>
+    </w:p>
+    <w:p>
+      <w:pPr>
+        <w:pStyle w:val="ListParagraph"/>
+        <w:numPr>
+          <w:ilvl w:val="0"/>
+          <w:numId w:val="1"/>
+        </w:numPr>
+      </w:pPr>
+      <w:r>
+        <w:t>What is difference between local storage session storage and cookie</w:t>
+      </w:r>
+      <w:r>
+        <w:br/>
+        <w:t>Local Storage is used to store data permanently in the browser until manually cleared</w:t>
+      </w:r>
+      <w:r>
+        <w:br/>
+        <w:t>Session storage stores data temporarily for a single browser tab</w:t>
+      </w:r>
+      <w:r>
+        <w:br/>
+        <w:t xml:space="preserve">cookie store small data that can be sent to the server with every Http request </w:t>
+      </w:r>
+      <w:r>
+        <w:br/>
+        <w:t>Local storage and sessions storage have larger storage capacity compared to cookie</w:t>
       </w:r>
       <w:r>
         <w:br/>

--- a/interview_questions.docx
+++ b/interview_questions.docx
@@ -28,7 +28,15 @@
       </w:r>
       <w:r>
         <w:br/>
-        <w:t>whereas inline elements stay in the same line and take only reuired space</w:t>
+        <w:t xml:space="preserve">whereas inline elements stay in the same line and take only </w:t>
+      </w:r>
+      <w:proofErr w:type="spellStart"/>
+      <w:r>
+        <w:t>reuired</w:t>
+      </w:r>
+      <w:proofErr w:type="spellEnd"/>
+      <w:r>
+        <w:t xml:space="preserve"> space</w:t>
       </w:r>
       <w:r>
         <w:br/>
@@ -53,7 +61,15 @@
         </w:numPr>
       </w:pPr>
       <w:r>
-        <w:t>What are semantice elements in HTML</w:t>
+        <w:t xml:space="preserve">What are </w:t>
+      </w:r>
+      <w:proofErr w:type="spellStart"/>
+      <w:r>
+        <w:t>semantice</w:t>
+      </w:r>
+      <w:proofErr w:type="spellEnd"/>
+      <w:r>
+        <w:t xml:space="preserve"> elements in HTML</w:t>
       </w:r>
       <w:r>
         <w:br/>
@@ -61,8 +77,13 @@
       </w:r>
       <w:r>
         <w:br/>
-        <w:t>Ex: header footer section nav aside article main figure figcaption</w:t>
-      </w:r>
+        <w:t xml:space="preserve">Ex: header footer section nav aside article main figure </w:t>
+      </w:r>
+      <w:proofErr w:type="spellStart"/>
+      <w:r>
+        <w:t>figcaption</w:t>
+      </w:r>
+      <w:proofErr w:type="spellEnd"/>
       <w:r>
         <w:br/>
         <w:t>They improve readability, accessibility and SEO</w:t>
@@ -90,7 +111,15 @@
       </w:r>
       <w:r>
         <w:br/>
-        <w:t>whereas margin is the space aroud the element use to create distance between elements</w:t>
+        <w:t xml:space="preserve">whereas margin is the space </w:t>
+      </w:r>
+      <w:proofErr w:type="spellStart"/>
+      <w:r>
+        <w:t>aroud</w:t>
+      </w:r>
+      <w:proofErr w:type="spellEnd"/>
+      <w:r>
+        <w:t xml:space="preserve"> the element use to create distance between elements</w:t>
       </w:r>
       <w:r>
         <w:br/>
@@ -110,7 +139,15 @@
         </w:numPr>
       </w:pPr>
       <w:r>
-        <w:t>What is css box model</w:t>
+        <w:t xml:space="preserve">What is </w:t>
+      </w:r>
+      <w:proofErr w:type="spellStart"/>
+      <w:r>
+        <w:t>css</w:t>
+      </w:r>
+      <w:proofErr w:type="spellEnd"/>
+      <w:r>
+        <w:t xml:space="preserve"> box model</w:t>
       </w:r>
       <w:r>
         <w:br/>
@@ -194,7 +231,15 @@
       </w:r>
       <w:r>
         <w:br/>
-        <w:t>In css is used to control transparency level of an element</w:t>
+        <w:t xml:space="preserve">In </w:t>
+      </w:r>
+      <w:proofErr w:type="spellStart"/>
+      <w:r>
+        <w:t>css</w:t>
+      </w:r>
+      <w:proofErr w:type="spellEnd"/>
+      <w:r>
+        <w:t xml:space="preserve"> is used to control transparency level of an element</w:t>
       </w:r>
       <w:r>
         <w:br/>
@@ -217,7 +262,15 @@
       </w:r>
       <w:r>
         <w:br/>
-        <w:t>Border is part of css box model and takes space around the elements, affecting layout</w:t>
+        <w:t xml:space="preserve">Border is part of </w:t>
+      </w:r>
+      <w:proofErr w:type="spellStart"/>
+      <w:r>
+        <w:t>css</w:t>
+      </w:r>
+      <w:proofErr w:type="spellEnd"/>
+      <w:r>
+        <w:t xml:space="preserve"> box model and takes space around the elements, affecting layout</w:t>
       </w:r>
       <w:r>
         <w:br/>
@@ -238,15 +291,42 @@
         </w:numPr>
       </w:pPr>
       <w:r>
-        <w:t>Difference between display:inline and display:inline-block</w:t>
-      </w:r>
-      <w:r>
-        <w:br/>
-        <w:t>display:inline -&gt;  keeps the element in the same line but does not allow setting width and height</w:t>
-      </w:r>
-      <w:r>
-        <w:br/>
-        <w:t>display:inline-block -&gt; also keeps the element in the same line but allows setting of width height margin and padding to work properly</w:t>
+        <w:t xml:space="preserve">Difference between </w:t>
+      </w:r>
+      <w:proofErr w:type="spellStart"/>
+      <w:r>
+        <w:t>display:inline</w:t>
+      </w:r>
+      <w:proofErr w:type="spellEnd"/>
+      <w:r>
+        <w:t xml:space="preserve"> and </w:t>
+      </w:r>
+      <w:proofErr w:type="spellStart"/>
+      <w:r>
+        <w:t>display:inline-block</w:t>
+      </w:r>
+      <w:proofErr w:type="spellEnd"/>
+      <w:r>
+        <w:br/>
+      </w:r>
+      <w:proofErr w:type="spellStart"/>
+      <w:r>
+        <w:t>display:inline</w:t>
+      </w:r>
+      <w:proofErr w:type="spellEnd"/>
+      <w:r>
+        <w:t xml:space="preserve"> -&gt;  keeps the element in the same line but does not allow setting width and height</w:t>
+      </w:r>
+      <w:r>
+        <w:br/>
+      </w:r>
+      <w:proofErr w:type="spellStart"/>
+      <w:r>
+        <w:t>display:inline-block</w:t>
+      </w:r>
+      <w:proofErr w:type="spellEnd"/>
+      <w:r>
+        <w:t xml:space="preserve"> -&gt; also keeps the element in the same line but allows setting of width height margin and padding to work properly</w:t>
       </w:r>
     </w:p>
     <w:p>
@@ -263,28 +343,31 @@
         </w:numPr>
       </w:pPr>
       <w:r>
-        <w:t>Difference between var let and const</w:t>
-      </w:r>
+        <w:t xml:space="preserve">Difference between var let and </w:t>
+      </w:r>
+      <w:proofErr w:type="spellStart"/>
+      <w:r>
+        <w:t>const</w:t>
+      </w:r>
+      <w:proofErr w:type="spellEnd"/>
       <w:r>
         <w:br/>
         <w:t>Var is function scope and allows redeclaration and reassignment</w:t>
       </w:r>
       <w:r>
         <w:br/>
-        <w:t xml:space="preserve">Let is block scoped and allows </w:t>
-      </w:r>
-      <w:r>
-        <w:t>reassignment</w:t>
-      </w:r>
-      <w:r>
-        <w:t xml:space="preserve"> but not </w:t>
-      </w:r>
-      <w:r>
-        <w:t>redeclaration</w:t>
-      </w:r>
-      <w:r>
-        <w:br/>
-        <w:t>Const is block scoped and does not allow redeclaration and reassignment</w:t>
+        <w:t>Let is block scoped and allows reassignment but not redeclaration</w:t>
+      </w:r>
+      <w:r>
+        <w:br/>
+      </w:r>
+      <w:proofErr w:type="spellStart"/>
+      <w:r>
+        <w:t>Const</w:t>
+      </w:r>
+      <w:proofErr w:type="spellEnd"/>
+      <w:r>
+        <w:t xml:space="preserve"> is block scoped and does not allow redeclaration and reassignment</w:t>
       </w:r>
     </w:p>
     <w:p>
@@ -301,15 +384,28 @@
         </w:numPr>
       </w:pPr>
       <w:r>
-        <w:t>What are rest and spread operatror</w:t>
-      </w:r>
+        <w:t xml:space="preserve">What are rest and spread </w:t>
+      </w:r>
+      <w:proofErr w:type="spellStart"/>
+      <w:r>
+        <w:t>operatror</w:t>
+      </w:r>
+      <w:proofErr w:type="spellEnd"/>
       <w:r>
         <w:br/>
         <w:t>Rest operator collects multiple elements into single array</w:t>
       </w:r>
       <w:r>
         <w:br/>
-        <w:t>whereas spread operator expands arrays or objects into indivual elements</w:t>
+        <w:t xml:space="preserve">whereas spread operator expands arrays or objects into </w:t>
+      </w:r>
+      <w:proofErr w:type="spellStart"/>
+      <w:r>
+        <w:t>indivual</w:t>
+      </w:r>
+      <w:proofErr w:type="spellEnd"/>
+      <w:r>
+        <w:t xml:space="preserve"> elements</w:t>
       </w:r>
       <w:r>
         <w:br/>
@@ -382,11 +478,25 @@
       </w:r>
       <w:r>
         <w:br/>
-        <w:t>element.remove();</w:t>
-      </w:r>
-      <w:r>
-        <w:br/>
-        <w:t>parent.removeChild(child);</w:t>
+      </w:r>
+      <w:proofErr w:type="spellStart"/>
+      <w:r>
+        <w:t>element.remove</w:t>
+      </w:r>
+      <w:proofErr w:type="spellEnd"/>
+      <w:r>
+        <w:t>();</w:t>
+      </w:r>
+      <w:r>
+        <w:br/>
+      </w:r>
+      <w:proofErr w:type="spellStart"/>
+      <w:r>
+        <w:t>parent.removeChild</w:t>
+      </w:r>
+      <w:proofErr w:type="spellEnd"/>
+      <w:r>
+        <w:t>(child);</w:t>
       </w:r>
     </w:p>
     <w:p>
@@ -411,7 +521,14 @@
       </w:r>
       <w:r>
         <w:br/>
-        <w:t>Elements with higher z-index appears in front that elements with lower value</w:t>
+      </w:r>
+      <w:proofErr w:type="spellStart"/>
+      <w:r>
+        <w:t>Elements</w:t>
+      </w:r>
+      <w:proofErr w:type="spellEnd"/>
+      <w:r>
+        <w:t xml:space="preserve"> with higher z-index appears in front that elements with lower value</w:t>
       </w:r>
       <w:r>
         <w:br/>
@@ -419,7 +536,23 @@
       </w:r>
       <w:r>
         <w:br/>
-        <w:t>There is no fixed min or max value both +ve and -ve integers can be used</w:t>
+        <w:t>There is no fixed min or max value both +</w:t>
+      </w:r>
+      <w:proofErr w:type="spellStart"/>
+      <w:r>
+        <w:t>ve</w:t>
+      </w:r>
+      <w:proofErr w:type="spellEnd"/>
+      <w:r>
+        <w:t xml:space="preserve"> and -</w:t>
+      </w:r>
+      <w:proofErr w:type="spellStart"/>
+      <w:r>
+        <w:t>ve</w:t>
+      </w:r>
+      <w:proofErr w:type="spellEnd"/>
+      <w:r>
+        <w:t xml:space="preserve"> integers can be used</w:t>
       </w:r>
     </w:p>
     <w:p>
@@ -460,7 +593,15 @@
       </w:r>
       <w:r>
         <w:br/>
-        <w:t>media queries to to adjust layouts for different screen size</w:t>
+        <w:t xml:space="preserve">media queries to </w:t>
+      </w:r>
+      <w:proofErr w:type="spellStart"/>
+      <w:r>
+        <w:t>to</w:t>
+      </w:r>
+      <w:proofErr w:type="spellEnd"/>
+      <w:r>
+        <w:t xml:space="preserve"> adjust layouts for different screen size</w:t>
       </w:r>
     </w:p>
     <w:p>
@@ -481,15 +622,39 @@
       </w:r>
       <w:r>
         <w:br/>
-        <w:t>Hoisting is javascript behaviour of moving the declarations to the top of their scope during the compilation phase.</w:t>
-      </w:r>
-      <w:r>
-        <w:br/>
-        <w:t>Variables declared with var is hosited but is initialised with undefined</w:t>
-      </w:r>
-      <w:r>
-        <w:br/>
-        <w:t>let and const are hoisted but are in TDZ until initialised</w:t>
+        <w:t xml:space="preserve">Hoisting is </w:t>
+      </w:r>
+      <w:proofErr w:type="spellStart"/>
+      <w:r>
+        <w:t>javascript</w:t>
+      </w:r>
+      <w:proofErr w:type="spellEnd"/>
+      <w:r>
+        <w:t xml:space="preserve"> behaviour of moving the declarations to the top of their scope during the compilation phase.</w:t>
+      </w:r>
+      <w:r>
+        <w:br/>
+        <w:t xml:space="preserve">Variables declared with var is </w:t>
+      </w:r>
+      <w:proofErr w:type="spellStart"/>
+      <w:r>
+        <w:t>hosited</w:t>
+      </w:r>
+      <w:proofErr w:type="spellEnd"/>
+      <w:r>
+        <w:t xml:space="preserve"> but is initialised with undefined</w:t>
+      </w:r>
+      <w:r>
+        <w:br/>
+        <w:t xml:space="preserve">let and </w:t>
+      </w:r>
+      <w:proofErr w:type="spellStart"/>
+      <w:r>
+        <w:t>const</w:t>
+      </w:r>
+      <w:proofErr w:type="spellEnd"/>
+      <w:r>
+        <w:t xml:space="preserve"> are hoisted but are in TDZ until initialised</w:t>
       </w:r>
       <w:r>
         <w:br/>
@@ -548,7 +713,15 @@
       </w:r>
       <w:r>
         <w:br/>
-        <w:t>Function epression is stores a function inside a variable and cannot be used before initialization</w:t>
+        <w:t xml:space="preserve">Function </w:t>
+      </w:r>
+      <w:proofErr w:type="spellStart"/>
+      <w:r>
+        <w:t>epression</w:t>
+      </w:r>
+      <w:proofErr w:type="spellEnd"/>
+      <w:r>
+        <w:t xml:space="preserve"> is stores a function inside a variable and cannot be used before initialization</w:t>
       </w:r>
     </w:p>
     <w:p>
@@ -586,8 +759,75 @@
       <w:r>
         <w:br/>
       </w:r>
-      <w:r>
-        <w:br/>
+    </w:p>
+    <w:p>
+      <w:pPr>
+        <w:pStyle w:val="ListParagraph"/>
+      </w:pPr>
+    </w:p>
+    <w:p>
+      <w:pPr>
+        <w:pStyle w:val="ListParagraph"/>
+        <w:numPr>
+          <w:ilvl w:val="0"/>
+          <w:numId w:val="1"/>
+        </w:numPr>
+      </w:pPr>
+      <w:r>
+        <w:t>What is CSS</w:t>
+      </w:r>
+      <w:r>
+        <w:br/>
+        <w:t>Cascading stylesheets is a language used to control the appearance and look of web pages</w:t>
+      </w:r>
+      <w:r>
+        <w:br/>
+        <w:t xml:space="preserve">HTML defines the structure whereas </w:t>
+      </w:r>
+      <w:proofErr w:type="spellStart"/>
+      <w:r>
+        <w:t>css</w:t>
+      </w:r>
+      <w:proofErr w:type="spellEnd"/>
+      <w:r>
+        <w:t xml:space="preserve"> define how those elements look</w:t>
+      </w:r>
+    </w:p>
+    <w:p>
+      <w:pPr>
+        <w:pStyle w:val="ListParagraph"/>
+      </w:pPr>
+    </w:p>
+    <w:p>
+      <w:pPr>
+        <w:pStyle w:val="ListParagraph"/>
+        <w:numPr>
+          <w:ilvl w:val="0"/>
+          <w:numId w:val="1"/>
+        </w:numPr>
+      </w:pPr>
+      <w:r>
+        <w:t>Use of head tag</w:t>
+      </w:r>
+      <w:r>
+        <w:br/>
+        <w:t>head tag contains meta data about the webpage. Information inside head tag is not displayed directly on the page but used by the browser, search engines and other services</w:t>
+      </w:r>
+      <w:r>
+        <w:br/>
+      </w:r>
+      <w:r>
+        <w:t xml:space="preserve">The </w:t>
+      </w:r>
+      <w:r>
+        <w:rPr>
+          <w:rStyle w:val="HTMLCode"/>
+          <w:rFonts w:eastAsiaTheme="minorHAnsi"/>
+        </w:rPr>
+        <w:t>&lt;head&gt;</w:t>
+      </w:r>
+      <w:r>
+        <w:t xml:space="preserve"> tag contains metadata about the HTML document, such as the page title, character encoding, viewport settings, CSS links, favicon, and SEO-related information. Its contents are generally not displayed directly on the webpage but help browsers and search engines understand and render the page correctly.</w:t>
       </w:r>
     </w:p>
     <w:p>
@@ -1589,6 +1829,19 @@
       <w:contextualSpacing/>
     </w:pPr>
   </w:style>
+  <w:style w:type="character" w:styleId="HTMLCode">
+    <w:name w:val="HTML Code"/>
+    <w:basedOn w:val="DefaultParagraphFont"/>
+    <w:uiPriority w:val="99"/>
+    <w:semiHidden/>
+    <w:unhideWhenUsed/>
+    <w:rsid w:val="00AA3704"/>
+    <w:rPr>
+      <w:rFonts w:ascii="Courier New" w:eastAsia="Times New Roman" w:hAnsi="Courier New" w:cs="Courier New"/>
+      <w:sz w:val="20"/>
+      <w:szCs w:val="20"/>
+    </w:rPr>
+  </w:style>
 </w:styles>
 </file>
 

--- a/interview_questions.docx
+++ b/interview_questions.docx
@@ -119,7 +119,15 @@
       </w:r>
       <w:proofErr w:type="spellEnd"/>
       <w:r>
-        <w:t xml:space="preserve"> the element use to create distance between elements</w:t>
+        <w:t xml:space="preserve"> the element </w:t>
+      </w:r>
+      <w:proofErr w:type="gramStart"/>
+      <w:r>
+        <w:t>use</w:t>
+      </w:r>
+      <w:proofErr w:type="gramEnd"/>
+      <w:r>
+        <w:t xml:space="preserve"> to create distance between elements</w:t>
       </w:r>
       <w:r>
         <w:br/>
@@ -294,10 +302,12 @@
         <w:t xml:space="preserve">Difference between </w:t>
       </w:r>
       <w:proofErr w:type="spellStart"/>
+      <w:proofErr w:type="gramStart"/>
       <w:r>
         <w:t>display:inline</w:t>
       </w:r>
       <w:proofErr w:type="spellEnd"/>
+      <w:proofErr w:type="gramEnd"/>
       <w:r>
         <w:t xml:space="preserve"> and </w:t>
       </w:r>
@@ -409,7 +419,15 @@
       </w:r>
       <w:r>
         <w:br/>
-        <w:t>both use the same syntax(…) but work opposite</w:t>
+        <w:t xml:space="preserve">both use the same </w:t>
+      </w:r>
+      <w:proofErr w:type="gramStart"/>
+      <w:r>
+        <w:t>syntax(</w:t>
+      </w:r>
+      <w:proofErr w:type="gramEnd"/>
+      <w:r>
+        <w:t>…) but work opposite</w:t>
       </w:r>
       <w:r>
         <w:br/>
@@ -491,10 +509,12 @@
         <w:br/>
       </w:r>
       <w:proofErr w:type="spellStart"/>
+      <w:proofErr w:type="gramStart"/>
       <w:r>
         <w:t>parent.removeChild</w:t>
       </w:r>
       <w:proofErr w:type="spellEnd"/>
+      <w:proofErr w:type="gramEnd"/>
       <w:r>
         <w:t>(child);</w:t>
       </w:r>
@@ -679,7 +699,15 @@
       </w:r>
       <w:r>
         <w:br/>
-        <w:t>is used to target the an element that appears immediately after an element</w:t>
+        <w:t xml:space="preserve">is used to target </w:t>
+      </w:r>
+      <w:proofErr w:type="gramStart"/>
+      <w:r>
+        <w:t>the an</w:t>
+      </w:r>
+      <w:proofErr w:type="gramEnd"/>
+      <w:r>
+        <w:t xml:space="preserve"> element that appears immediately after an element</w:t>
       </w:r>
       <w:r>
         <w:br/>
@@ -829,6 +857,210 @@
       <w:r>
         <w:t xml:space="preserve"> tag contains metadata about the HTML document, such as the page title, character encoding, viewport settings, CSS links, favicon, and SEO-related information. Its contents are generally not displayed directly on the webpage but help browsers and search engines understand and render the page correctly.</w:t>
       </w:r>
+    </w:p>
+    <w:p>
+      <w:pPr>
+        <w:pStyle w:val="ListParagraph"/>
+      </w:pPr>
+    </w:p>
+    <w:p>
+      <w:pPr>
+        <w:pStyle w:val="ListParagraph"/>
+        <w:numPr>
+          <w:ilvl w:val="0"/>
+          <w:numId w:val="1"/>
+        </w:numPr>
+      </w:pPr>
+      <w:r>
+        <w:t>What is the best way to define JS head or body?</w:t>
+      </w:r>
+      <w:r>
+        <w:br/>
+      </w:r>
+      <w:r>
+        <w:t xml:space="preserve">JavaScript can be included in both the head and body. For better page loading performance, scripts are usually placed before the closing body tag or loaded in the head using the </w:t>
+      </w:r>
+      <w:r>
+        <w:rPr>
+          <w:rStyle w:val="HTMLCode"/>
+          <w:rFonts w:eastAsiaTheme="minorHAnsi"/>
+        </w:rPr>
+        <w:t>defer</w:t>
+      </w:r>
+      <w:r>
+        <w:t xml:space="preserve"> attribute</w:t>
+      </w:r>
+    </w:p>
+    <w:p>
+      <w:pPr>
+        <w:pStyle w:val="ListParagraph"/>
+      </w:pPr>
+    </w:p>
+    <w:p>
+      <w:pPr>
+        <w:pStyle w:val="ListParagraph"/>
+        <w:numPr>
+          <w:ilvl w:val="0"/>
+          <w:numId w:val="1"/>
+        </w:numPr>
+      </w:pPr>
+      <w:r>
+        <w:t>Difference between id and class</w:t>
+      </w:r>
+      <w:r>
+        <w:br/>
+      </w:r>
+      <w:proofErr w:type="spellStart"/>
+      <w:r>
+        <w:rPr>
+          <w:rStyle w:val="HTMLCode"/>
+          <w:rFonts w:eastAsiaTheme="minorHAnsi"/>
+        </w:rPr>
+        <w:t>id</w:t>
+      </w:r>
+      <w:proofErr w:type="spellEnd"/>
+      <w:r>
+        <w:t xml:space="preserve"> is used to uniquely identify a single HTML element, while </w:t>
+      </w:r>
+      <w:r>
+        <w:rPr>
+          <w:rStyle w:val="HTMLCode"/>
+          <w:rFonts w:eastAsiaTheme="minorHAnsi"/>
+        </w:rPr>
+        <w:t>class</w:t>
+      </w:r>
+      <w:r>
+        <w:t xml:space="preserve"> is used to apply the same styling or </w:t>
+      </w:r>
+      <w:proofErr w:type="spellStart"/>
+      <w:r>
+        <w:t>behavior</w:t>
+      </w:r>
+      <w:proofErr w:type="spellEnd"/>
+      <w:r>
+        <w:t xml:space="preserve"> to multiple elements. In CSS, </w:t>
+      </w:r>
+      <w:r>
+        <w:rPr>
+          <w:rStyle w:val="HTMLCode"/>
+          <w:rFonts w:eastAsiaTheme="minorHAnsi"/>
+        </w:rPr>
+        <w:t>id</w:t>
+      </w:r>
+      <w:r>
+        <w:t xml:space="preserve"> is selected using </w:t>
+      </w:r>
+      <w:r>
+        <w:rPr>
+          <w:rStyle w:val="HTMLCode"/>
+          <w:rFonts w:eastAsiaTheme="minorHAnsi"/>
+        </w:rPr>
+        <w:t>#</w:t>
+      </w:r>
+      <w:r>
+        <w:t xml:space="preserve"> and </w:t>
+      </w:r>
+      <w:r>
+        <w:rPr>
+          <w:rStyle w:val="HTMLCode"/>
+          <w:rFonts w:eastAsiaTheme="minorHAnsi"/>
+        </w:rPr>
+        <w:t>class</w:t>
+      </w:r>
+      <w:r>
+        <w:t xml:space="preserve"> is selected using</w:t>
+      </w:r>
+      <w:proofErr w:type="gramStart"/>
+      <w:r>
+        <w:t xml:space="preserve"> </w:t>
+      </w:r>
+      <w:r>
+        <w:rPr>
+          <w:rStyle w:val="HTMLCode"/>
+          <w:rFonts w:eastAsiaTheme="minorHAnsi"/>
+        </w:rPr>
+        <w:t>.</w:t>
+      </w:r>
+      <w:r>
+        <w:t>.</w:t>
+      </w:r>
+      <w:proofErr w:type="gramEnd"/>
+      <w:r>
+        <w:t xml:space="preserve"> An </w:t>
+      </w:r>
+      <w:r>
+        <w:rPr>
+          <w:rStyle w:val="HTMLCode"/>
+          <w:rFonts w:eastAsiaTheme="minorHAnsi"/>
+        </w:rPr>
+        <w:t>id</w:t>
+      </w:r>
+      <w:r>
+        <w:t xml:space="preserve"> should be unique within a page, whereas a class can be reused on multiple elements.</w:t>
+      </w:r>
+    </w:p>
+    <w:p>
+      <w:pPr>
+        <w:pStyle w:val="ListParagraph"/>
+      </w:pPr>
+    </w:p>
+    <w:p>
+      <w:pPr>
+        <w:pStyle w:val="ListParagraph"/>
+        <w:numPr>
+          <w:ilvl w:val="0"/>
+          <w:numId w:val="1"/>
+        </w:numPr>
+      </w:pPr>
+      <w:r>
+        <w:t xml:space="preserve">What are </w:t>
+      </w:r>
+      <w:proofErr w:type="spellStart"/>
+      <w:r>
+        <w:t>mixins</w:t>
+      </w:r>
+      <w:proofErr w:type="spellEnd"/>
+      <w:r>
+        <w:t xml:space="preserve"> in </w:t>
+      </w:r>
+      <w:proofErr w:type="spellStart"/>
+      <w:r>
+        <w:t>css</w:t>
+      </w:r>
+      <w:proofErr w:type="spellEnd"/>
+      <w:r>
+        <w:br/>
+      </w:r>
+      <w:proofErr w:type="spellStart"/>
+      <w:r>
+        <w:t>Mixins</w:t>
+      </w:r>
+      <w:proofErr w:type="spellEnd"/>
+      <w:r>
+        <w:t xml:space="preserve"> are reusable groups of CSS declarations provided by </w:t>
+      </w:r>
+      <w:proofErr w:type="spellStart"/>
+      <w:r>
+        <w:t>preprocessors</w:t>
+      </w:r>
+      <w:proofErr w:type="spellEnd"/>
+      <w:r>
+        <w:t xml:space="preserve"> like Sass. They help avoid code duplication and can accept parameters, making styles more maintainable and reusable across multiple components.</w:t>
+      </w:r>
+    </w:p>
+    <w:p>
+      <w:pPr>
+        <w:pStyle w:val="ListParagraph"/>
+      </w:pPr>
+    </w:p>
+    <w:p>
+      <w:pPr>
+        <w:pStyle w:val="ListParagraph"/>
+        <w:numPr>
+          <w:ilvl w:val="0"/>
+          <w:numId w:val="1"/>
+        </w:numPr>
+      </w:pPr>
     </w:p>
     <w:p>
       <w:r>

--- a/interview_questions.docx
+++ b/interview_questions.docx
@@ -28,15 +28,7 @@
       </w:r>
       <w:r>
         <w:br/>
-        <w:t xml:space="preserve">whereas inline elements stay in the same line and take only </w:t>
-      </w:r>
-      <w:proofErr w:type="spellStart"/>
-      <w:r>
-        <w:t>reuired</w:t>
-      </w:r>
-      <w:proofErr w:type="spellEnd"/>
-      <w:r>
-        <w:t xml:space="preserve"> space</w:t>
+        <w:t>whereas inline elements stay in the same line and take only reuired space</w:t>
       </w:r>
       <w:r>
         <w:br/>
@@ -61,15 +53,7 @@
         </w:numPr>
       </w:pPr>
       <w:r>
-        <w:t xml:space="preserve">What are </w:t>
-      </w:r>
-      <w:proofErr w:type="spellStart"/>
-      <w:r>
-        <w:t>semantice</w:t>
-      </w:r>
-      <w:proofErr w:type="spellEnd"/>
-      <w:r>
-        <w:t xml:space="preserve"> elements in HTML</w:t>
+        <w:t>What are semantice elements in HTML</w:t>
       </w:r>
       <w:r>
         <w:br/>
@@ -77,13 +61,8 @@
       </w:r>
       <w:r>
         <w:br/>
-        <w:t xml:space="preserve">Ex: header footer section nav aside article main figure </w:t>
-      </w:r>
-      <w:proofErr w:type="spellStart"/>
-      <w:r>
-        <w:t>figcaption</w:t>
-      </w:r>
-      <w:proofErr w:type="spellEnd"/>
+        <w:t>Ex: header footer section nav aside article main figure figcaption</w:t>
+      </w:r>
       <w:r>
         <w:br/>
         <w:t>They improve readability, accessibility and SEO</w:t>
@@ -111,51 +90,27 @@
       </w:r>
       <w:r>
         <w:br/>
-        <w:t xml:space="preserve">whereas margin is the space </w:t>
-      </w:r>
-      <w:proofErr w:type="spellStart"/>
-      <w:r>
-        <w:t>aroud</w:t>
-      </w:r>
-      <w:proofErr w:type="spellEnd"/>
-      <w:r>
-        <w:t xml:space="preserve"> the element </w:t>
-      </w:r>
-      <w:proofErr w:type="gramStart"/>
-      <w:r>
-        <w:t>use</w:t>
-      </w:r>
-      <w:proofErr w:type="gramEnd"/>
-      <w:r>
-        <w:t xml:space="preserve"> to create distance between elements</w:t>
-      </w:r>
-      <w:r>
-        <w:br/>
-      </w:r>
-    </w:p>
-    <w:p>
-      <w:pPr>
-        <w:pStyle w:val="ListParagraph"/>
-      </w:pPr>
-    </w:p>
-    <w:p>
-      <w:pPr>
-        <w:pStyle w:val="ListParagraph"/>
-        <w:numPr>
-          <w:ilvl w:val="0"/>
-          <w:numId w:val="1"/>
-        </w:numPr>
-      </w:pPr>
-      <w:r>
-        <w:t xml:space="preserve">What is </w:t>
-      </w:r>
-      <w:proofErr w:type="spellStart"/>
-      <w:r>
-        <w:t>css</w:t>
-      </w:r>
-      <w:proofErr w:type="spellEnd"/>
-      <w:r>
-        <w:t xml:space="preserve"> box model</w:t>
+        <w:t>whereas margin is the space aroud the element use to create distance between elements</w:t>
+      </w:r>
+      <w:r>
+        <w:br/>
+      </w:r>
+    </w:p>
+    <w:p>
+      <w:pPr>
+        <w:pStyle w:val="ListParagraph"/>
+      </w:pPr>
+    </w:p>
+    <w:p>
+      <w:pPr>
+        <w:pStyle w:val="ListParagraph"/>
+        <w:numPr>
+          <w:ilvl w:val="0"/>
+          <w:numId w:val="1"/>
+        </w:numPr>
+      </w:pPr>
+      <w:r>
+        <w:t>What is css box model</w:t>
       </w:r>
       <w:r>
         <w:br/>
@@ -239,15 +194,7 @@
       </w:r>
       <w:r>
         <w:br/>
-        <w:t xml:space="preserve">In </w:t>
-      </w:r>
-      <w:proofErr w:type="spellStart"/>
-      <w:r>
-        <w:t>css</w:t>
-      </w:r>
-      <w:proofErr w:type="spellEnd"/>
-      <w:r>
-        <w:t xml:space="preserve"> is used to control transparency level of an element</w:t>
+        <w:t>In css is used to control transparency level of an element</w:t>
       </w:r>
       <w:r>
         <w:br/>
@@ -270,15 +217,7 @@
       </w:r>
       <w:r>
         <w:br/>
-        <w:t xml:space="preserve">Border is part of </w:t>
-      </w:r>
-      <w:proofErr w:type="spellStart"/>
-      <w:r>
-        <w:t>css</w:t>
-      </w:r>
-      <w:proofErr w:type="spellEnd"/>
-      <w:r>
-        <w:t xml:space="preserve"> box model and takes space around the elements, affecting layout</w:t>
+        <w:t>Border is part of css box model and takes space around the elements, affecting layout</w:t>
       </w:r>
       <w:r>
         <w:br/>
@@ -299,161 +238,99 @@
         </w:numPr>
       </w:pPr>
       <w:r>
+        <w:t>Difference between display:inline and display:inline-block</w:t>
+      </w:r>
+      <w:r>
+        <w:br/>
+        <w:t>display:inline -&gt;  keeps the element in the same line but does not allow setting width and height</w:t>
+      </w:r>
+      <w:r>
+        <w:br/>
+        <w:t>display:inline-block -&gt; also keeps the element in the same line but allows setting of width height margin and padding to work properly</w:t>
+      </w:r>
+    </w:p>
+    <w:p>
+      <w:pPr>
+        <w:pStyle w:val="ListParagraph"/>
+      </w:pPr>
+    </w:p>
+    <w:p>
+      <w:pPr>
+        <w:pStyle w:val="ListParagraph"/>
+        <w:numPr>
+          <w:ilvl w:val="0"/>
+          <w:numId w:val="1"/>
+        </w:numPr>
+      </w:pPr>
+      <w:r>
+        <w:t>Difference between var let and const</w:t>
+      </w:r>
+      <w:r>
+        <w:br/>
+        <w:t>Var is function scope and allows redeclaration and reassignment</w:t>
+      </w:r>
+      <w:r>
+        <w:br/>
+        <w:t>Let is block scoped and allows reassignment but not redeclaration</w:t>
+      </w:r>
+      <w:r>
+        <w:br/>
+        <w:t>Const is block scoped and does not allow redeclaration and reassignment</w:t>
+      </w:r>
+    </w:p>
+    <w:p>
+      <w:pPr>
+        <w:pStyle w:val="ListParagraph"/>
+      </w:pPr>
+    </w:p>
+    <w:p>
+      <w:pPr>
+        <w:pStyle w:val="ListParagraph"/>
+        <w:numPr>
+          <w:ilvl w:val="0"/>
+          <w:numId w:val="1"/>
+        </w:numPr>
+      </w:pPr>
+      <w:r>
+        <w:t>What are rest and spread operatror</w:t>
+      </w:r>
+      <w:r>
+        <w:br/>
+        <w:t>Rest operator collects multiple elements into single array</w:t>
+      </w:r>
+      <w:r>
+        <w:br/>
+        <w:t>whereas spread operator expands arrays or objects into indivual elements</w:t>
+      </w:r>
+      <w:r>
+        <w:br/>
+        <w:t>both use the same syntax(…) but work opposite</w:t>
+      </w:r>
+      <w:r>
+        <w:br/>
+        <w:t>rest used in function parameters</w:t>
+      </w:r>
+      <w:r>
+        <w:br/>
+        <w:t>spread used in arrays or objects</w:t>
+      </w:r>
+    </w:p>
+    <w:p>
+      <w:pPr>
+        <w:pStyle w:val="ListParagraph"/>
+      </w:pPr>
+    </w:p>
+    <w:p>
+      <w:pPr>
+        <w:pStyle w:val="ListParagraph"/>
+        <w:numPr>
+          <w:ilvl w:val="0"/>
+          <w:numId w:val="1"/>
+        </w:numPr>
+      </w:pPr>
+      <w:r>
         <w:t xml:space="preserve">Difference between </w:t>
       </w:r>
-      <w:proofErr w:type="spellStart"/>
-      <w:proofErr w:type="gramStart"/>
-      <w:r>
-        <w:t>display:inline</w:t>
-      </w:r>
-      <w:proofErr w:type="spellEnd"/>
-      <w:proofErr w:type="gramEnd"/>
-      <w:r>
-        <w:t xml:space="preserve"> and </w:t>
-      </w:r>
-      <w:proofErr w:type="spellStart"/>
-      <w:r>
-        <w:t>display:inline-block</w:t>
-      </w:r>
-      <w:proofErr w:type="spellEnd"/>
-      <w:r>
-        <w:br/>
-      </w:r>
-      <w:proofErr w:type="spellStart"/>
-      <w:r>
-        <w:t>display:inline</w:t>
-      </w:r>
-      <w:proofErr w:type="spellEnd"/>
-      <w:r>
-        <w:t xml:space="preserve"> -&gt;  keeps the element in the same line but does not allow setting width and height</w:t>
-      </w:r>
-      <w:r>
-        <w:br/>
-      </w:r>
-      <w:proofErr w:type="spellStart"/>
-      <w:r>
-        <w:t>display:inline-block</w:t>
-      </w:r>
-      <w:proofErr w:type="spellEnd"/>
-      <w:r>
-        <w:t xml:space="preserve"> -&gt; also keeps the element in the same line but allows setting of width height margin and padding to work properly</w:t>
-      </w:r>
-    </w:p>
-    <w:p>
-      <w:pPr>
-        <w:pStyle w:val="ListParagraph"/>
-      </w:pPr>
-    </w:p>
-    <w:p>
-      <w:pPr>
-        <w:pStyle w:val="ListParagraph"/>
-        <w:numPr>
-          <w:ilvl w:val="0"/>
-          <w:numId w:val="1"/>
-        </w:numPr>
-      </w:pPr>
-      <w:r>
-        <w:t xml:space="preserve">Difference between var let and </w:t>
-      </w:r>
-      <w:proofErr w:type="spellStart"/>
-      <w:r>
-        <w:t>const</w:t>
-      </w:r>
-      <w:proofErr w:type="spellEnd"/>
-      <w:r>
-        <w:br/>
-        <w:t>Var is function scope and allows redeclaration and reassignment</w:t>
-      </w:r>
-      <w:r>
-        <w:br/>
-        <w:t>Let is block scoped and allows reassignment but not redeclaration</w:t>
-      </w:r>
-      <w:r>
-        <w:br/>
-      </w:r>
-      <w:proofErr w:type="spellStart"/>
-      <w:r>
-        <w:t>Const</w:t>
-      </w:r>
-      <w:proofErr w:type="spellEnd"/>
-      <w:r>
-        <w:t xml:space="preserve"> is block scoped and does not allow redeclaration and reassignment</w:t>
-      </w:r>
-    </w:p>
-    <w:p>
-      <w:pPr>
-        <w:pStyle w:val="ListParagraph"/>
-      </w:pPr>
-    </w:p>
-    <w:p>
-      <w:pPr>
-        <w:pStyle w:val="ListParagraph"/>
-        <w:numPr>
-          <w:ilvl w:val="0"/>
-          <w:numId w:val="1"/>
-        </w:numPr>
-      </w:pPr>
-      <w:r>
-        <w:t xml:space="preserve">What are rest and spread </w:t>
-      </w:r>
-      <w:proofErr w:type="spellStart"/>
-      <w:r>
-        <w:t>operatror</w:t>
-      </w:r>
-      <w:proofErr w:type="spellEnd"/>
-      <w:r>
-        <w:br/>
-        <w:t>Rest operator collects multiple elements into single array</w:t>
-      </w:r>
-      <w:r>
-        <w:br/>
-        <w:t xml:space="preserve">whereas spread operator expands arrays or objects into </w:t>
-      </w:r>
-      <w:proofErr w:type="spellStart"/>
-      <w:r>
-        <w:t>indivual</w:t>
-      </w:r>
-      <w:proofErr w:type="spellEnd"/>
-      <w:r>
-        <w:t xml:space="preserve"> elements</w:t>
-      </w:r>
-      <w:r>
-        <w:br/>
-        <w:t xml:space="preserve">both use the same </w:t>
-      </w:r>
-      <w:proofErr w:type="gramStart"/>
-      <w:r>
-        <w:t>syntax(</w:t>
-      </w:r>
-      <w:proofErr w:type="gramEnd"/>
-      <w:r>
-        <w:t>…) but work opposite</w:t>
-      </w:r>
-      <w:r>
-        <w:br/>
-        <w:t>rest used in function parameters</w:t>
-      </w:r>
-      <w:r>
-        <w:br/>
-        <w:t>spread used in arrays or objects</w:t>
-      </w:r>
-    </w:p>
-    <w:p>
-      <w:pPr>
-        <w:pStyle w:val="ListParagraph"/>
-      </w:pPr>
-    </w:p>
-    <w:p>
-      <w:pPr>
-        <w:pStyle w:val="ListParagraph"/>
-        <w:numPr>
-          <w:ilvl w:val="0"/>
-          <w:numId w:val="1"/>
-        </w:numPr>
-      </w:pPr>
-      <w:r>
-        <w:t xml:space="preserve">Difference between </w:t>
-      </w:r>
       <w:r>
         <w:t>arrow function and normal function</w:t>
       </w:r>
@@ -496,27 +373,11 @@
       </w:r>
       <w:r>
         <w:br/>
-      </w:r>
-      <w:proofErr w:type="spellStart"/>
-      <w:r>
-        <w:t>element.remove</w:t>
-      </w:r>
-      <w:proofErr w:type="spellEnd"/>
-      <w:r>
-        <w:t>();</w:t>
-      </w:r>
-      <w:r>
-        <w:br/>
-      </w:r>
-      <w:proofErr w:type="spellStart"/>
-      <w:proofErr w:type="gramStart"/>
-      <w:r>
-        <w:t>parent.removeChild</w:t>
-      </w:r>
-      <w:proofErr w:type="spellEnd"/>
-      <w:proofErr w:type="gramEnd"/>
-      <w:r>
-        <w:t>(child);</w:t>
+        <w:t>element.remove();</w:t>
+      </w:r>
+      <w:r>
+        <w:br/>
+        <w:t>parent.removeChild(child);</w:t>
       </w:r>
     </w:p>
     <w:p>
@@ -541,14 +402,7 @@
       </w:r>
       <w:r>
         <w:br/>
-      </w:r>
-      <w:proofErr w:type="spellStart"/>
-      <w:r>
-        <w:t>Elements</w:t>
-      </w:r>
-      <w:proofErr w:type="spellEnd"/>
-      <w:r>
-        <w:t xml:space="preserve"> with higher z-index appears in front that elements with lower value</w:t>
+        <w:t>Elements with higher z-index appears in front that elements with lower value</w:t>
       </w:r>
       <w:r>
         <w:br/>
@@ -556,23 +410,7 @@
       </w:r>
       <w:r>
         <w:br/>
-        <w:t>There is no fixed min or max value both +</w:t>
-      </w:r>
-      <w:proofErr w:type="spellStart"/>
-      <w:r>
-        <w:t>ve</w:t>
-      </w:r>
-      <w:proofErr w:type="spellEnd"/>
-      <w:r>
-        <w:t xml:space="preserve"> and -</w:t>
-      </w:r>
-      <w:proofErr w:type="spellStart"/>
-      <w:r>
-        <w:t>ve</w:t>
-      </w:r>
-      <w:proofErr w:type="spellEnd"/>
-      <w:r>
-        <w:t xml:space="preserve"> integers can be used</w:t>
+        <w:t>There is no fixed min or max value both +ve and -ve integers can be used</w:t>
       </w:r>
     </w:p>
     <w:p>
@@ -613,15 +451,7 @@
       </w:r>
       <w:r>
         <w:br/>
-        <w:t xml:space="preserve">media queries to </w:t>
-      </w:r>
-      <w:proofErr w:type="spellStart"/>
-      <w:r>
-        <w:t>to</w:t>
-      </w:r>
-      <w:proofErr w:type="spellEnd"/>
-      <w:r>
-        <w:t xml:space="preserve"> adjust layouts for different screen size</w:t>
+        <w:t>media queries to to adjust layouts for different screen size</w:t>
       </w:r>
     </w:p>
     <w:p>
@@ -642,39 +472,15 @@
       </w:r>
       <w:r>
         <w:br/>
-        <w:t xml:space="preserve">Hoisting is </w:t>
-      </w:r>
-      <w:proofErr w:type="spellStart"/>
-      <w:r>
-        <w:t>javascript</w:t>
-      </w:r>
-      <w:proofErr w:type="spellEnd"/>
-      <w:r>
-        <w:t xml:space="preserve"> behaviour of moving the declarations to the top of their scope during the compilation phase.</w:t>
-      </w:r>
-      <w:r>
-        <w:br/>
-        <w:t xml:space="preserve">Variables declared with var is </w:t>
-      </w:r>
-      <w:proofErr w:type="spellStart"/>
-      <w:r>
-        <w:t>hosited</w:t>
-      </w:r>
-      <w:proofErr w:type="spellEnd"/>
-      <w:r>
-        <w:t xml:space="preserve"> but is initialised with undefined</w:t>
-      </w:r>
-      <w:r>
-        <w:br/>
-        <w:t xml:space="preserve">let and </w:t>
-      </w:r>
-      <w:proofErr w:type="spellStart"/>
-      <w:r>
-        <w:t>const</w:t>
-      </w:r>
-      <w:proofErr w:type="spellEnd"/>
-      <w:r>
-        <w:t xml:space="preserve"> are hoisted but are in TDZ until initialised</w:t>
+        <w:t>Hoisting is javascript behaviour of moving the declarations to the top of their scope during the compilation phase.</w:t>
+      </w:r>
+      <w:r>
+        <w:br/>
+        <w:t>Variables declared with var is hosited but is initialised with undefined</w:t>
+      </w:r>
+      <w:r>
+        <w:br/>
+        <w:t>let and const are hoisted but are in TDZ until initialised</w:t>
       </w:r>
       <w:r>
         <w:br/>
@@ -699,15 +505,7 @@
       </w:r>
       <w:r>
         <w:br/>
-        <w:t xml:space="preserve">is used to target </w:t>
-      </w:r>
-      <w:proofErr w:type="gramStart"/>
-      <w:r>
-        <w:t>the an</w:t>
-      </w:r>
-      <w:proofErr w:type="gramEnd"/>
-      <w:r>
-        <w:t xml:space="preserve"> element that appears immediately after an element</w:t>
+        <w:t>is used to target the an element that appears immediately after an element</w:t>
       </w:r>
       <w:r>
         <w:br/>
@@ -741,15 +539,7 @@
       </w:r>
       <w:r>
         <w:br/>
-        <w:t xml:space="preserve">Function </w:t>
-      </w:r>
-      <w:proofErr w:type="spellStart"/>
-      <w:r>
-        <w:t>epression</w:t>
-      </w:r>
-      <w:proofErr w:type="spellEnd"/>
-      <w:r>
-        <w:t xml:space="preserve"> is stores a function inside a variable and cannot be used before initialization</w:t>
+        <w:t>Function epression is stores a function inside a variable and cannot be used before initialization</w:t>
       </w:r>
     </w:p>
     <w:p>
@@ -810,15 +600,7 @@
       </w:r>
       <w:r>
         <w:br/>
-        <w:t xml:space="preserve">HTML defines the structure whereas </w:t>
-      </w:r>
-      <w:proofErr w:type="spellStart"/>
-      <w:r>
-        <w:t>css</w:t>
-      </w:r>
-      <w:proofErr w:type="spellEnd"/>
-      <w:r>
-        <w:t xml:space="preserve"> define how those elements look</w:t>
+        <w:t>HTML defines the structure whereas css define how those elements look</w:t>
       </w:r>
     </w:p>
     <w:p>
@@ -876,8 +658,6 @@
       </w:r>
       <w:r>
         <w:br/>
-      </w:r>
-      <w:r>
         <w:t xml:space="preserve">JavaScript can be included in both the head and body. For better page loading performance, scripts are usually placed before the closing body tag or loaded in the head using the </w:t>
       </w:r>
       <w:r>
@@ -910,7 +690,6 @@
       <w:r>
         <w:br/>
       </w:r>
-      <w:proofErr w:type="spellStart"/>
       <w:r>
         <w:rPr>
           <w:rStyle w:val="HTMLCode"/>
@@ -918,7 +697,6 @@
         </w:rPr>
         <w:t>id</w:t>
       </w:r>
-      <w:proofErr w:type="spellEnd"/>
       <w:r>
         <w:t xml:space="preserve"> is used to uniquely identify a single HTML element, while </w:t>
       </w:r>
@@ -930,15 +708,7 @@
         <w:t>class</w:t>
       </w:r>
       <w:r>
-        <w:t xml:space="preserve"> is used to apply the same styling or </w:t>
-      </w:r>
-      <w:proofErr w:type="spellStart"/>
-      <w:r>
-        <w:t>behavior</w:t>
-      </w:r>
-      <w:proofErr w:type="spellEnd"/>
-      <w:r>
-        <w:t xml:space="preserve"> to multiple elements. In CSS, </w:t>
+        <w:t xml:space="preserve"> is used to apply the same styling or behavior to multiple elements. In CSS, </w:t>
       </w:r>
       <w:r>
         <w:rPr>
@@ -968,11 +738,7 @@
         <w:t>class</w:t>
       </w:r>
       <w:r>
-        <w:t xml:space="preserve"> is selected using</w:t>
-      </w:r>
-      <w:proofErr w:type="gramStart"/>
-      <w:r>
-        <w:t xml:space="preserve"> </w:t>
+        <w:t xml:space="preserve"> is selected using </w:t>
       </w:r>
       <w:r>
         <w:rPr>
@@ -982,11 +748,7 @@
         <w:t>.</w:t>
       </w:r>
       <w:r>
-        <w:t>.</w:t>
-      </w:r>
-      <w:proofErr w:type="gramEnd"/>
-      <w:r>
-        <w:t xml:space="preserve"> An </w:t>
+        <w:t xml:space="preserve">. An </w:t>
       </w:r>
       <w:r>
         <w:rPr>
@@ -1013,54 +775,56 @@
         </w:numPr>
       </w:pPr>
       <w:r>
-        <w:t xml:space="preserve">What are </w:t>
-      </w:r>
-      <w:proofErr w:type="spellStart"/>
-      <w:r>
-        <w:t>mixins</w:t>
-      </w:r>
-      <w:proofErr w:type="spellEnd"/>
-      <w:r>
-        <w:t xml:space="preserve"> in </w:t>
-      </w:r>
-      <w:proofErr w:type="spellStart"/>
-      <w:r>
-        <w:t>css</w:t>
-      </w:r>
-      <w:proofErr w:type="spellEnd"/>
-      <w:r>
-        <w:br/>
-      </w:r>
-      <w:proofErr w:type="spellStart"/>
-      <w:r>
-        <w:t>Mixins</w:t>
-      </w:r>
-      <w:proofErr w:type="spellEnd"/>
-      <w:r>
-        <w:t xml:space="preserve"> are reusable groups of CSS declarations provided by </w:t>
-      </w:r>
-      <w:proofErr w:type="spellStart"/>
-      <w:r>
-        <w:t>preprocessors</w:t>
-      </w:r>
-      <w:proofErr w:type="spellEnd"/>
-      <w:r>
-        <w:t xml:space="preserve"> like Sass. They help avoid code duplication and can accept parameters, making styles more maintainable and reusable across multiple components.</w:t>
-      </w:r>
-    </w:p>
-    <w:p>
-      <w:pPr>
-        <w:pStyle w:val="ListParagraph"/>
-      </w:pPr>
-    </w:p>
-    <w:p>
-      <w:pPr>
-        <w:pStyle w:val="ListParagraph"/>
-        <w:numPr>
-          <w:ilvl w:val="0"/>
-          <w:numId w:val="1"/>
-        </w:numPr>
-      </w:pPr>
+        <w:t>What are mixins in css</w:t>
+      </w:r>
+      <w:r>
+        <w:br/>
+        <w:t>Mixins are reusable groups of CSS declarations provided by preprocessors like Sass. They help avoid code duplication and can accept parameters, making styles more maintainable and reusable across multiple components.</w:t>
+      </w:r>
+    </w:p>
+    <w:p>
+      <w:pPr>
+        <w:pStyle w:val="ListParagraph"/>
+      </w:pPr>
+    </w:p>
+    <w:p>
+      <w:pPr>
+        <w:pStyle w:val="ListParagraph"/>
+        <w:numPr>
+          <w:ilvl w:val="0"/>
+          <w:numId w:val="1"/>
+        </w:numPr>
+      </w:pPr>
+      <w:r>
+        <w:t>Difference between slice and splice</w:t>
+      </w:r>
+      <w:r>
+        <w:br/>
+        <w:t>slice() is used to extract portion of an array and returns a new array without modifying the original array</w:t>
+      </w:r>
+      <w:r>
+        <w:br/>
+        <w:t>splice() is used to add, remove and replace elements in an array and directly modifies the original array</w:t>
+      </w:r>
+      <w:r>
+        <w:br/>
+        <w:t>slice(start,endIndex)</w:t>
+      </w:r>
+      <w:r>
+        <w:br/>
+        <w:t>splice(startIndex,deleteCount,item1,item2)</w:t>
+      </w:r>
+      <w:r>
+        <w:br/>
+      </w:r>
+      <w:r>
+        <w:lastRenderedPageBreak/>
+        <w:t>slice = copy</w:t>
+      </w:r>
+      <w:r>
+        <w:br/>
+        <w:t>splice = change</w:t>
+      </w:r>
     </w:p>
     <w:p>
       <w:r>
